--- a/Science Books/QED Course/Lesson 28 Continuous Symmetries.docx
+++ b/Science Books/QED Course/Lesson 28 Continuous Symmetries.docx
@@ -552,8 +552,90 @@
       <m:oMathPara>
         <m:oMath>
           <m:r>
-            <m:t xml:space="preserve">g(α) = lim_(N→∞) (1 + iαT/N)^N = e^(iαT)</m:t>
+            <m:t xml:space="preserve">g</m:t>
           </m:r>
+          <m:d>
+            <m:dPr/>
+            <m:e>
+              <m:r>
+                <m:t xml:space="preserve">α</m:t>
+              </m:r>
+            </m:e>
+          </m:d>
+          <m:r>
+            <m:t xml:space="preserve">=</m:t>
+          </m:r>
+          <m:func>
+            <m:fName>
+              <m:sSub>
+                <m:e>
+                  <m:r>
+                    <m:t xml:space="preserve">lim</m:t>
+                  </m:r>
+                </m:e>
+                <m:sub>
+                  <m:r>
+                    <m:t xml:space="preserve">N</m:t>
+                  </m:r>
+                  <m:r>
+                    <m:t xml:space="preserve">→</m:t>
+                  </m:r>
+                  <m:r>
+                    <m:t xml:space="preserve">∞</m:t>
+                  </m:r>
+                </m:sub>
+              </m:sSub>
+            </m:fName>
+            <m:e>
+              <m:sSup>
+                <m:e>
+                  <m:d>
+                    <m:dPr/>
+                    <m:e>
+                      <m:r>
+                        <m:t xml:space="preserve">1</m:t>
+                      </m:r>
+                      <m:r>
+                        <m:t xml:space="preserve">+</m:t>
+                      </m:r>
+                      <m:f>
+                        <m:num>
+                          <m:r>
+                            <m:t xml:space="preserve">iαT</m:t>
+                          </m:r>
+                        </m:num>
+                        <m:den>
+                          <m:r>
+                            <m:t xml:space="preserve">N</m:t>
+                          </m:r>
+                        </m:den>
+                      </m:f>
+                    </m:e>
+                  </m:d>
+                </m:e>
+                <m:sup>
+                  <m:r>
+                    <m:t xml:space="preserve">N</m:t>
+                  </m:r>
+                </m:sup>
+              </m:sSup>
+            </m:e>
+          </m:func>
+          <m:r>
+            <m:t xml:space="preserve">=</m:t>
+          </m:r>
+          <m:sSup>
+            <m:e>
+              <m:r>
+                <m:t xml:space="preserve">e</m:t>
+              </m:r>
+            </m:e>
+            <m:sup>
+              <m:r>
+                <m:t xml:space="preserve">iαT</m:t>
+              </m:r>
+            </m:sup>
+          </m:sSup>
         </m:oMath>
       </m:oMathPara>
     </w:p>
@@ -603,8 +685,106 @@
       </w:pPr>
       <m:oMathPara>
         <m:oMath>
+          <m:sSup>
+            <m:e>
+              <m:r>
+                <m:t xml:space="preserve">e</m:t>
+              </m:r>
+            </m:e>
+            <m:sup>
+              <m:r>
+                <m:t xml:space="preserve">A</m:t>
+              </m:r>
+            </m:sup>
+          </m:sSup>
           <m:r>
-            <m:t xml:space="preserve">e^A e^B e^(−A) e^(−B) = 1 + [A, B] + higher orders</m:t>
+            <m:t xml:space="preserve"> </m:t>
+          </m:r>
+          <m:sSup>
+            <m:e>
+              <m:r>
+                <m:t xml:space="preserve">e</m:t>
+              </m:r>
+            </m:e>
+            <m:sup>
+              <m:r>
+                <m:t xml:space="preserve">B</m:t>
+              </m:r>
+            </m:sup>
+          </m:sSup>
+          <m:r>
+            <m:t xml:space="preserve"> </m:t>
+          </m:r>
+          <m:sSup>
+            <m:e>
+              <m:r>
+                <m:t xml:space="preserve">e</m:t>
+              </m:r>
+            </m:e>
+            <m:sup>
+              <m:r>
+                <m:t xml:space="preserve">−</m:t>
+              </m:r>
+              <m:r>
+                <m:t xml:space="preserve">A</m:t>
+              </m:r>
+            </m:sup>
+          </m:sSup>
+          <m:r>
+            <m:t xml:space="preserve"> </m:t>
+          </m:r>
+          <m:sSup>
+            <m:e>
+              <m:r>
+                <m:t xml:space="preserve">e</m:t>
+              </m:r>
+            </m:e>
+            <m:sup>
+              <m:r>
+                <m:t xml:space="preserve">−</m:t>
+              </m:r>
+              <m:r>
+                <m:t xml:space="preserve">B</m:t>
+              </m:r>
+            </m:sup>
+          </m:sSup>
+          <m:r>
+            <m:t xml:space="preserve">=</m:t>
+          </m:r>
+          <m:r>
+            <m:t xml:space="preserve">1</m:t>
+          </m:r>
+          <m:r>
+            <m:t xml:space="preserve">+</m:t>
+          </m:r>
+          <m:d>
+            <m:dPr>
+              <m:begChr m:val="["/>
+              <m:endChr m:val="]"/>
+            </m:dPr>
+            <m:e>
+              <m:r>
+                <m:t xml:space="preserve">A</m:t>
+              </m:r>
+              <m:r>
+                <m:t xml:space="preserve">,</m:t>
+              </m:r>
+              <m:r>
+                <m:t xml:space="preserve">B</m:t>
+              </m:r>
+            </m:e>
+          </m:d>
+          <m:r>
+            <m:t xml:space="preserve">+</m:t>
+          </m:r>
+          <m:r>
+            <m:t xml:space="preserve">higher</m:t>
+          </m:r>
+          <m:r>
+            <m:t xml:space="preserve"> </m:t>
+          </m:r>
+          <m:r>
+            <m:t xml:space="preserve">orders</m:t>
           </m:r>
         </m:oMath>
       </m:oMathPara>
@@ -621,9 +801,82 @@
       </w:pPr>
       <m:oMathPara>
         <m:oMath>
+          <m:d>
+            <m:dPr>
+              <m:begChr m:val="["/>
+              <m:endChr m:val="]"/>
+            </m:dPr>
+            <m:e>
+              <m:sSub>
+                <m:e>
+                  <m:r>
+                    <m:t xml:space="preserve">T</m:t>
+                  </m:r>
+                </m:e>
+                <m:sub>
+                  <m:r>
+                    <m:t xml:space="preserve">a</m:t>
+                  </m:r>
+                </m:sub>
+              </m:sSub>
+              <m:r>
+                <m:t xml:space="preserve">,</m:t>
+              </m:r>
+              <m:sSub>
+                <m:e>
+                  <m:r>
+                    <m:t xml:space="preserve">T</m:t>
+                  </m:r>
+                </m:e>
+                <m:sub>
+                  <m:r>
+                    <m:t xml:space="preserve">b</m:t>
+                  </m:r>
+                </m:sub>
+              </m:sSub>
+            </m:e>
+          </m:d>
           <m:r>
-            <m:t xml:space="preserve">[T_a, T_b] = i f_(ab)^c T_c</m:t>
+            <m:t xml:space="preserve">=</m:t>
           </m:r>
+          <m:r>
+            <m:t xml:space="preserve">i</m:t>
+          </m:r>
+          <m:r>
+            <m:t xml:space="preserve"> </m:t>
+          </m:r>
+          <m:sSubSup>
+            <m:e>
+              <m:r>
+                <m:t xml:space="preserve">f</m:t>
+              </m:r>
+            </m:e>
+            <m:sub>
+              <m:r>
+                <m:t xml:space="preserve">ab</m:t>
+              </m:r>
+            </m:sub>
+            <m:sup>
+              <m:r>
+                <m:t xml:space="preserve">c</m:t>
+              </m:r>
+            </m:sup>
+          </m:sSubSup>
+          <m:r>
+            <m:t xml:space="preserve"> </m:t>
+          </m:r>
+          <m:sSub>
+            <m:e>
+              <m:r>
+                <m:t xml:space="preserve">T</m:t>
+              </m:r>
+            </m:e>
+            <m:sub>
+              <m:r>
+                <m:t xml:space="preserve">c</m:t>
+              </m:r>
+            </m:sub>
+          </m:sSub>
         </m:oMath>
       </m:oMathPara>
     </w:p>
@@ -639,9 +892,77 @@
       </w:pPr>
       <m:oMathPara>
         <m:oMath>
+          <m:d>
+            <m:dPr>
+              <m:begChr m:val="["/>
+              <m:endChr m:val="]"/>
+            </m:dPr>
+            <m:e>
+              <m:sSub>
+                <m:e>
+                  <m:r>
+                    <m:t xml:space="preserve">J</m:t>
+                  </m:r>
+                </m:e>
+                <m:sub>
+                  <m:r>
+                    <m:t xml:space="preserve">i</m:t>
+                  </m:r>
+                </m:sub>
+              </m:sSub>
+              <m:r>
+                <m:t xml:space="preserve">,</m:t>
+              </m:r>
+              <m:sSub>
+                <m:e>
+                  <m:r>
+                    <m:t xml:space="preserve">J</m:t>
+                  </m:r>
+                </m:e>
+                <m:sub>
+                  <m:r>
+                    <m:t xml:space="preserve">j</m:t>
+                  </m:r>
+                </m:sub>
+              </m:sSub>
+            </m:e>
+          </m:d>
           <m:r>
-            <m:t xml:space="preserve">[J_i, J_j] = i ε_(ijk) J_k</m:t>
+            <m:t xml:space="preserve">=</m:t>
           </m:r>
+          <m:r>
+            <m:t xml:space="preserve">i</m:t>
+          </m:r>
+          <m:r>
+            <m:t xml:space="preserve"> </m:t>
+          </m:r>
+          <m:sSub>
+            <m:e>
+              <m:r>
+                <m:t xml:space="preserve">ε</m:t>
+              </m:r>
+            </m:e>
+            <m:sub>
+              <m:r>
+                <m:t xml:space="preserve">ijk</m:t>
+              </m:r>
+            </m:sub>
+          </m:sSub>
+          <m:r>
+            <m:t xml:space="preserve"> </m:t>
+          </m:r>
+          <m:sSub>
+            <m:e>
+              <m:r>
+                <m:t xml:space="preserve">J</m:t>
+              </m:r>
+            </m:e>
+            <m:sub>
+              <m:r>
+                <m:t xml:space="preserve">k</m:t>
+              </m:r>
+            </m:sub>
+          </m:sSub>
         </m:oMath>
       </m:oMathPara>
     </w:p>
@@ -671,7 +992,145 @@
       <m:oMathPara>
         <m:oMath>
           <m:r>
-            <m:t xml:space="preserve">{{φ, Q_b}, Q_a} − {{φ, Q_a}, Q_b} = {φ, {Q_b, Q_a}}</m:t>
+            <m:t xml:space="preserve">{</m:t>
+          </m:r>
+          <m:r>
+            <m:t xml:space="preserve">{</m:t>
+          </m:r>
+          <m:r>
+            <m:t xml:space="preserve">φ</m:t>
+          </m:r>
+          <m:r>
+            <m:t xml:space="preserve">,</m:t>
+          </m:r>
+          <m:sSub>
+            <m:e>
+              <m:r>
+                <m:t xml:space="preserve">Q</m:t>
+              </m:r>
+            </m:e>
+            <m:sub>
+              <m:r>
+                <m:t xml:space="preserve">b</m:t>
+              </m:r>
+            </m:sub>
+          </m:sSub>
+          <m:r>
+            <m:t xml:space="preserve">}</m:t>
+          </m:r>
+          <m:r>
+            <m:t xml:space="preserve">,</m:t>
+          </m:r>
+          <m:sSub>
+            <m:e>
+              <m:r>
+                <m:t xml:space="preserve">Q</m:t>
+              </m:r>
+            </m:e>
+            <m:sub>
+              <m:r>
+                <m:t xml:space="preserve">a</m:t>
+              </m:r>
+            </m:sub>
+          </m:sSub>
+          <m:r>
+            <m:t xml:space="preserve">}</m:t>
+          </m:r>
+          <m:r>
+            <m:t xml:space="preserve">−</m:t>
+          </m:r>
+          <m:r>
+            <m:t xml:space="preserve">{</m:t>
+          </m:r>
+          <m:r>
+            <m:t xml:space="preserve">{</m:t>
+          </m:r>
+          <m:r>
+            <m:t xml:space="preserve">φ</m:t>
+          </m:r>
+          <m:r>
+            <m:t xml:space="preserve">,</m:t>
+          </m:r>
+          <m:sSub>
+            <m:e>
+              <m:r>
+                <m:t xml:space="preserve">Q</m:t>
+              </m:r>
+            </m:e>
+            <m:sub>
+              <m:r>
+                <m:t xml:space="preserve">a</m:t>
+              </m:r>
+            </m:sub>
+          </m:sSub>
+          <m:r>
+            <m:t xml:space="preserve">}</m:t>
+          </m:r>
+          <m:r>
+            <m:t xml:space="preserve">,</m:t>
+          </m:r>
+          <m:sSub>
+            <m:e>
+              <m:r>
+                <m:t xml:space="preserve">Q</m:t>
+              </m:r>
+            </m:e>
+            <m:sub>
+              <m:r>
+                <m:t xml:space="preserve">b</m:t>
+              </m:r>
+            </m:sub>
+          </m:sSub>
+          <m:r>
+            <m:t xml:space="preserve">}</m:t>
+          </m:r>
+          <m:r>
+            <m:t xml:space="preserve">=</m:t>
+          </m:r>
+          <m:r>
+            <m:t xml:space="preserve">{</m:t>
+          </m:r>
+          <m:r>
+            <m:t xml:space="preserve">φ</m:t>
+          </m:r>
+          <m:r>
+            <m:t xml:space="preserve">,</m:t>
+          </m:r>
+          <m:r>
+            <m:t xml:space="preserve">{</m:t>
+          </m:r>
+          <m:sSub>
+            <m:e>
+              <m:r>
+                <m:t xml:space="preserve">Q</m:t>
+              </m:r>
+            </m:e>
+            <m:sub>
+              <m:r>
+                <m:t xml:space="preserve">b</m:t>
+              </m:r>
+            </m:sub>
+          </m:sSub>
+          <m:r>
+            <m:t xml:space="preserve">,</m:t>
+          </m:r>
+          <m:sSub>
+            <m:e>
+              <m:r>
+                <m:t xml:space="preserve">Q</m:t>
+              </m:r>
+            </m:e>
+            <m:sub>
+              <m:r>
+                <m:t xml:space="preserve">a</m:t>
+              </m:r>
+            </m:sub>
+          </m:sSub>
+          <m:r>
+            <m:t xml:space="preserve">}</m:t>
+          </m:r>
+          <m:r>
+            <m:t xml:space="preserve">}</m:t>
           </m:r>
         </m:oMath>
       </m:oMathPara>
@@ -735,9 +1194,183 @@
       </w:pPr>
       <m:oMathPara>
         <m:oMath>
+          <m:sSubSup>
+            <m:e>
+              <m:r>
+                <m:t xml:space="preserve">j</m:t>
+              </m:r>
+            </m:e>
+            <m:sub>
+              <m:r>
+                <m:t xml:space="preserve">a</m:t>
+              </m:r>
+            </m:sub>
+            <m:sup>
+              <m:r>
+                <m:t xml:space="preserve">μ</m:t>
+              </m:r>
+            </m:sup>
+          </m:sSubSup>
           <m:r>
-            <m:t xml:space="preserve">j_a^μ = i(∂^μφ† T_a φ − φ† T_a ∂^μφ),    [Q_a, Q_b] = i ε_(abc) Q_c</m:t>
+            <m:t xml:space="preserve">=</m:t>
           </m:r>
+          <m:r>
+            <m:t xml:space="preserve">i</m:t>
+          </m:r>
+          <m:d>
+            <m:dPr/>
+            <m:e>
+              <m:sSup>
+                <m:e>
+                  <m:r>
+                    <m:t xml:space="preserve">∂</m:t>
+                  </m:r>
+                </m:e>
+                <m:sup>
+                  <m:r>
+                    <m:t xml:space="preserve">μ</m:t>
+                  </m:r>
+                </m:sup>
+              </m:sSup>
+              <m:r>
+                <m:t xml:space="preserve">φ†</m:t>
+              </m:r>
+              <m:r>
+                <m:t xml:space="preserve"> </m:t>
+              </m:r>
+              <m:sSub>
+                <m:e>
+                  <m:r>
+                    <m:t xml:space="preserve">T</m:t>
+                  </m:r>
+                </m:e>
+                <m:sub>
+                  <m:r>
+                    <m:t xml:space="preserve">a</m:t>
+                  </m:r>
+                </m:sub>
+              </m:sSub>
+              <m:r>
+                <m:t xml:space="preserve"> </m:t>
+              </m:r>
+              <m:r>
+                <m:t xml:space="preserve">φ</m:t>
+              </m:r>
+              <m:r>
+                <m:t xml:space="preserve">−</m:t>
+              </m:r>
+              <m:r>
+                <m:t xml:space="preserve">φ†</m:t>
+              </m:r>
+              <m:r>
+                <m:t xml:space="preserve"> </m:t>
+              </m:r>
+              <m:sSub>
+                <m:e>
+                  <m:r>
+                    <m:t xml:space="preserve">T</m:t>
+                  </m:r>
+                </m:e>
+                <m:sub>
+                  <m:r>
+                    <m:t xml:space="preserve">a</m:t>
+                  </m:r>
+                </m:sub>
+              </m:sSub>
+              <m:r>
+                <m:t xml:space="preserve"> </m:t>
+              </m:r>
+              <m:sSup>
+                <m:e>
+                  <m:r>
+                    <m:t xml:space="preserve">∂</m:t>
+                  </m:r>
+                </m:e>
+                <m:sup>
+                  <m:r>
+                    <m:t xml:space="preserve">μ</m:t>
+                  </m:r>
+                </m:sup>
+              </m:sSup>
+              <m:r>
+                <m:t xml:space="preserve">φ</m:t>
+              </m:r>
+            </m:e>
+          </m:d>
+          <m:r>
+            <m:t xml:space="preserve">,</m:t>
+          </m:r>
+          <m:d>
+            <m:dPr>
+              <m:begChr m:val="["/>
+              <m:endChr m:val="]"/>
+            </m:dPr>
+            <m:e>
+              <m:sSub>
+                <m:e>
+                  <m:r>
+                    <m:t xml:space="preserve">Q</m:t>
+                  </m:r>
+                </m:e>
+                <m:sub>
+                  <m:r>
+                    <m:t xml:space="preserve">a</m:t>
+                  </m:r>
+                </m:sub>
+              </m:sSub>
+              <m:r>
+                <m:t xml:space="preserve">,</m:t>
+              </m:r>
+              <m:sSub>
+                <m:e>
+                  <m:r>
+                    <m:t xml:space="preserve">Q</m:t>
+                  </m:r>
+                </m:e>
+                <m:sub>
+                  <m:r>
+                    <m:t xml:space="preserve">b</m:t>
+                  </m:r>
+                </m:sub>
+              </m:sSub>
+            </m:e>
+          </m:d>
+          <m:r>
+            <m:t xml:space="preserve">=</m:t>
+          </m:r>
+          <m:r>
+            <m:t xml:space="preserve">i</m:t>
+          </m:r>
+          <m:r>
+            <m:t xml:space="preserve"> </m:t>
+          </m:r>
+          <m:sSub>
+            <m:e>
+              <m:r>
+                <m:t xml:space="preserve">ε</m:t>
+              </m:r>
+            </m:e>
+            <m:sub>
+              <m:r>
+                <m:t xml:space="preserve">abc</m:t>
+              </m:r>
+            </m:sub>
+          </m:sSub>
+          <m:r>
+            <m:t xml:space="preserve"> </m:t>
+          </m:r>
+          <m:sSub>
+            <m:e>
+              <m:r>
+                <m:t xml:space="preserve">Q</m:t>
+              </m:r>
+            </m:e>
+            <m:sub>
+              <m:r>
+                <m:t xml:space="preserve">c</m:t>
+              </m:r>
+            </m:sub>
+          </m:sSub>
         </m:oMath>
       </m:oMathPara>
     </w:p>
@@ -787,9 +1420,89 @@
       </w:pPr>
       <m:oMathPara>
         <m:oMath>
+          <m:sSub>
+            <m:e>
+              <m:r>
+                <m:t xml:space="preserve">ω</m:t>
+              </m:r>
+            </m:e>
+            <m:sub>
+              <m:r>
+                <m:t xml:space="preserve">μν</m:t>
+              </m:r>
+            </m:sub>
+          </m:sSub>
           <m:r>
-            <m:t xml:space="preserve">ω_(μν) + ω_(νμ) = 0,    ω_(μν) = g_(μρ) ω^ρ_ν</m:t>
+            <m:t xml:space="preserve">+</m:t>
           </m:r>
+          <m:sSub>
+            <m:e>
+              <m:r>
+                <m:t xml:space="preserve">ω</m:t>
+              </m:r>
+            </m:e>
+            <m:sub>
+              <m:r>
+                <m:t xml:space="preserve">νμ</m:t>
+              </m:r>
+            </m:sub>
+          </m:sSub>
+          <m:r>
+            <m:t xml:space="preserve">=</m:t>
+          </m:r>
+          <m:r>
+            <m:t xml:space="preserve">0</m:t>
+          </m:r>
+          <m:r>
+            <m:t xml:space="preserve">,</m:t>
+          </m:r>
+          <m:sSub>
+            <m:e>
+              <m:r>
+                <m:t xml:space="preserve">ω</m:t>
+              </m:r>
+            </m:e>
+            <m:sub>
+              <m:r>
+                <m:t xml:space="preserve">μν</m:t>
+              </m:r>
+            </m:sub>
+          </m:sSub>
+          <m:r>
+            <m:t xml:space="preserve">=</m:t>
+          </m:r>
+          <m:sSub>
+            <m:e>
+              <m:r>
+                <m:t xml:space="preserve">g</m:t>
+              </m:r>
+            </m:e>
+            <m:sub>
+              <m:r>
+                <m:t xml:space="preserve">μρ</m:t>
+              </m:r>
+            </m:sub>
+          </m:sSub>
+          <m:r>
+            <m:t xml:space="preserve"> </m:t>
+          </m:r>
+          <m:sSubSup>
+            <m:e>
+              <m:r>
+                <m:t xml:space="preserve">ω</m:t>
+              </m:r>
+            </m:e>
+            <m:sub>
+              <m:r>
+                <m:t xml:space="preserve">ν</m:t>
+              </m:r>
+            </m:sub>
+            <m:sup>
+              <m:r>
+                <m:t xml:space="preserve">ρ</m:t>
+              </m:r>
+            </m:sup>
+          </m:sSubSup>
         </m:oMath>
       </m:oMathPara>
     </w:p>
@@ -1150,9 +1863,201 @@
       </w:pPr>
       <m:oMathPara>
         <m:oMath>
+          <m:d>
+            <m:dPr>
+              <m:begChr m:val="["/>
+              <m:endChr m:val="]"/>
+            </m:dPr>
+            <m:e>
+              <m:sSub>
+                <m:e>
+                  <m:r>
+                    <m:t xml:space="preserve">J</m:t>
+                  </m:r>
+                </m:e>
+                <m:sub>
+                  <m:r>
+                    <m:t xml:space="preserve">i</m:t>
+                  </m:r>
+                </m:sub>
+              </m:sSub>
+              <m:r>
+                <m:t xml:space="preserve">,</m:t>
+              </m:r>
+              <m:sSub>
+                <m:e>
+                  <m:r>
+                    <m:t xml:space="preserve">J</m:t>
+                  </m:r>
+                </m:e>
+                <m:sub>
+                  <m:r>
+                    <m:t xml:space="preserve">j</m:t>
+                  </m:r>
+                </m:sub>
+              </m:sSub>
+            </m:e>
+          </m:d>
           <m:r>
-            <m:t xml:space="preserve">[J_i, J_j] = iε_(ijk)J_k,    [J_i, K_j] = iε_(ijk)K_k,    [K_i, K_j] = −iε_(ijk)J_k</m:t>
+            <m:t xml:space="preserve">=</m:t>
           </m:r>
+          <m:sSub>
+            <m:e>
+              <m:r>
+                <m:t xml:space="preserve">iε</m:t>
+              </m:r>
+            </m:e>
+            <m:sub>
+              <m:r>
+                <m:t xml:space="preserve">ijk</m:t>
+              </m:r>
+            </m:sub>
+          </m:sSub>
+          <m:sSub>
+            <m:e>
+              <m:r>
+                <m:t xml:space="preserve">J</m:t>
+              </m:r>
+            </m:e>
+            <m:sub>
+              <m:r>
+                <m:t xml:space="preserve">k</m:t>
+              </m:r>
+            </m:sub>
+          </m:sSub>
+          <m:r>
+            <m:t xml:space="preserve">,</m:t>
+          </m:r>
+          <m:d>
+            <m:dPr>
+              <m:begChr m:val="["/>
+              <m:endChr m:val="]"/>
+            </m:dPr>
+            <m:e>
+              <m:sSub>
+                <m:e>
+                  <m:r>
+                    <m:t xml:space="preserve">J</m:t>
+                  </m:r>
+                </m:e>
+                <m:sub>
+                  <m:r>
+                    <m:t xml:space="preserve">i</m:t>
+                  </m:r>
+                </m:sub>
+              </m:sSub>
+              <m:r>
+                <m:t xml:space="preserve">,</m:t>
+              </m:r>
+              <m:sSub>
+                <m:e>
+                  <m:r>
+                    <m:t xml:space="preserve">K</m:t>
+                  </m:r>
+                </m:e>
+                <m:sub>
+                  <m:r>
+                    <m:t xml:space="preserve">j</m:t>
+                  </m:r>
+                </m:sub>
+              </m:sSub>
+            </m:e>
+          </m:d>
+          <m:r>
+            <m:t xml:space="preserve">=</m:t>
+          </m:r>
+          <m:sSub>
+            <m:e>
+              <m:r>
+                <m:t xml:space="preserve">iε</m:t>
+              </m:r>
+            </m:e>
+            <m:sub>
+              <m:r>
+                <m:t xml:space="preserve">ijk</m:t>
+              </m:r>
+            </m:sub>
+          </m:sSub>
+          <m:sSub>
+            <m:e>
+              <m:r>
+                <m:t xml:space="preserve">K</m:t>
+              </m:r>
+            </m:e>
+            <m:sub>
+              <m:r>
+                <m:t xml:space="preserve">k</m:t>
+              </m:r>
+            </m:sub>
+          </m:sSub>
+          <m:r>
+            <m:t xml:space="preserve">,</m:t>
+          </m:r>
+          <m:d>
+            <m:dPr>
+              <m:begChr m:val="["/>
+              <m:endChr m:val="]"/>
+            </m:dPr>
+            <m:e>
+              <m:sSub>
+                <m:e>
+                  <m:r>
+                    <m:t xml:space="preserve">K</m:t>
+                  </m:r>
+                </m:e>
+                <m:sub>
+                  <m:r>
+                    <m:t xml:space="preserve">i</m:t>
+                  </m:r>
+                </m:sub>
+              </m:sSub>
+              <m:r>
+                <m:t xml:space="preserve">,</m:t>
+              </m:r>
+              <m:sSub>
+                <m:e>
+                  <m:r>
+                    <m:t xml:space="preserve">K</m:t>
+                  </m:r>
+                </m:e>
+                <m:sub>
+                  <m:r>
+                    <m:t xml:space="preserve">j</m:t>
+                  </m:r>
+                </m:sub>
+              </m:sSub>
+            </m:e>
+          </m:d>
+          <m:r>
+            <m:t xml:space="preserve">=</m:t>
+          </m:r>
+          <m:r>
+            <m:t xml:space="preserve">−</m:t>
+          </m:r>
+          <m:sSub>
+            <m:e>
+              <m:r>
+                <m:t xml:space="preserve">iε</m:t>
+              </m:r>
+            </m:e>
+            <m:sub>
+              <m:r>
+                <m:t xml:space="preserve">ijk</m:t>
+              </m:r>
+            </m:sub>
+          </m:sSub>
+          <m:sSub>
+            <m:e>
+              <m:r>
+                <m:t xml:space="preserve">J</m:t>
+              </m:r>
+            </m:e>
+            <m:sub>
+              <m:r>
+                <m:t xml:space="preserve">k</m:t>
+              </m:r>
+            </m:sub>
+          </m:sSub>
         </m:oMath>
       </m:oMathPara>
     </w:p>
@@ -1163,8 +2068,269 @@
       </w:pPr>
       <m:oMathPara>
         <m:oMath>
+          <m:d>
+            <m:dPr>
+              <m:begChr m:val="["/>
+              <m:endChr m:val="]"/>
+            </m:dPr>
+            <m:e>
+              <m:sSub>
+                <m:e>
+                  <m:r>
+                    <m:t xml:space="preserve">J</m:t>
+                  </m:r>
+                </m:e>
+                <m:sub>
+                  <m:r>
+                    <m:t xml:space="preserve">i</m:t>
+                  </m:r>
+                </m:sub>
+              </m:sSub>
+              <m:r>
+                <m:t xml:space="preserve">,</m:t>
+              </m:r>
+              <m:sSub>
+                <m:e>
+                  <m:r>
+                    <m:t xml:space="preserve">P</m:t>
+                  </m:r>
+                </m:e>
+                <m:sub>
+                  <m:r>
+                    <m:t xml:space="preserve">j</m:t>
+                  </m:r>
+                </m:sub>
+              </m:sSub>
+            </m:e>
+          </m:d>
           <m:r>
-            <m:t xml:space="preserve">[J_i, P_j] = iε_(ijk)P_k,    [K_i, P_j] = iδ_(ij)H,    [K_i, H] = iP_i,    [P_i, P_j] = [P_i, H] = [J_i, H] = 0</m:t>
+            <m:t xml:space="preserve">=</m:t>
+          </m:r>
+          <m:sSub>
+            <m:e>
+              <m:r>
+                <m:t xml:space="preserve">iε</m:t>
+              </m:r>
+            </m:e>
+            <m:sub>
+              <m:r>
+                <m:t xml:space="preserve">ijk</m:t>
+              </m:r>
+            </m:sub>
+          </m:sSub>
+          <m:sSub>
+            <m:e>
+              <m:r>
+                <m:t xml:space="preserve">P</m:t>
+              </m:r>
+            </m:e>
+            <m:sub>
+              <m:r>
+                <m:t xml:space="preserve">k</m:t>
+              </m:r>
+            </m:sub>
+          </m:sSub>
+          <m:r>
+            <m:t xml:space="preserve">,</m:t>
+          </m:r>
+          <m:d>
+            <m:dPr>
+              <m:begChr m:val="["/>
+              <m:endChr m:val="]"/>
+            </m:dPr>
+            <m:e>
+              <m:sSub>
+                <m:e>
+                  <m:r>
+                    <m:t xml:space="preserve">K</m:t>
+                  </m:r>
+                </m:e>
+                <m:sub>
+                  <m:r>
+                    <m:t xml:space="preserve">i</m:t>
+                  </m:r>
+                </m:sub>
+              </m:sSub>
+              <m:r>
+                <m:t xml:space="preserve">,</m:t>
+              </m:r>
+              <m:sSub>
+                <m:e>
+                  <m:r>
+                    <m:t xml:space="preserve">P</m:t>
+                  </m:r>
+                </m:e>
+                <m:sub>
+                  <m:r>
+                    <m:t xml:space="preserve">j</m:t>
+                  </m:r>
+                </m:sub>
+              </m:sSub>
+            </m:e>
+          </m:d>
+          <m:r>
+            <m:t xml:space="preserve">=</m:t>
+          </m:r>
+          <m:sSub>
+            <m:e>
+              <m:r>
+                <m:t xml:space="preserve">iδ</m:t>
+              </m:r>
+            </m:e>
+            <m:sub>
+              <m:r>
+                <m:t xml:space="preserve">ij</m:t>
+              </m:r>
+            </m:sub>
+          </m:sSub>
+          <m:r>
+            <m:t xml:space="preserve">H</m:t>
+          </m:r>
+          <m:r>
+            <m:t xml:space="preserve">,</m:t>
+          </m:r>
+          <m:d>
+            <m:dPr>
+              <m:begChr m:val="["/>
+              <m:endChr m:val="]"/>
+            </m:dPr>
+            <m:e>
+              <m:sSub>
+                <m:e>
+                  <m:r>
+                    <m:t xml:space="preserve">K</m:t>
+                  </m:r>
+                </m:e>
+                <m:sub>
+                  <m:r>
+                    <m:t xml:space="preserve">i</m:t>
+                  </m:r>
+                </m:sub>
+              </m:sSub>
+              <m:r>
+                <m:t xml:space="preserve">,</m:t>
+              </m:r>
+              <m:r>
+                <m:t xml:space="preserve">H</m:t>
+              </m:r>
+            </m:e>
+          </m:d>
+          <m:r>
+            <m:t xml:space="preserve">=</m:t>
+          </m:r>
+          <m:sSub>
+            <m:e>
+              <m:r>
+                <m:t xml:space="preserve">iP</m:t>
+              </m:r>
+            </m:e>
+            <m:sub>
+              <m:r>
+                <m:t xml:space="preserve">i</m:t>
+              </m:r>
+            </m:sub>
+          </m:sSub>
+          <m:r>
+            <m:t xml:space="preserve">,</m:t>
+          </m:r>
+          <m:d>
+            <m:dPr>
+              <m:begChr m:val="["/>
+              <m:endChr m:val="]"/>
+            </m:dPr>
+            <m:e>
+              <m:sSub>
+                <m:e>
+                  <m:r>
+                    <m:t xml:space="preserve">P</m:t>
+                  </m:r>
+                </m:e>
+                <m:sub>
+                  <m:r>
+                    <m:t xml:space="preserve">i</m:t>
+                  </m:r>
+                </m:sub>
+              </m:sSub>
+              <m:r>
+                <m:t xml:space="preserve">,</m:t>
+              </m:r>
+              <m:sSub>
+                <m:e>
+                  <m:r>
+                    <m:t xml:space="preserve">P</m:t>
+                  </m:r>
+                </m:e>
+                <m:sub>
+                  <m:r>
+                    <m:t xml:space="preserve">j</m:t>
+                  </m:r>
+                </m:sub>
+              </m:sSub>
+            </m:e>
+          </m:d>
+          <m:r>
+            <m:t xml:space="preserve">=</m:t>
+          </m:r>
+          <m:d>
+            <m:dPr>
+              <m:begChr m:val="["/>
+              <m:endChr m:val="]"/>
+            </m:dPr>
+            <m:e>
+              <m:sSub>
+                <m:e>
+                  <m:r>
+                    <m:t xml:space="preserve">P</m:t>
+                  </m:r>
+                </m:e>
+                <m:sub>
+                  <m:r>
+                    <m:t xml:space="preserve">i</m:t>
+                  </m:r>
+                </m:sub>
+              </m:sSub>
+              <m:r>
+                <m:t xml:space="preserve">,</m:t>
+              </m:r>
+              <m:r>
+                <m:t xml:space="preserve">H</m:t>
+              </m:r>
+            </m:e>
+          </m:d>
+          <m:r>
+            <m:t xml:space="preserve">=</m:t>
+          </m:r>
+          <m:d>
+            <m:dPr>
+              <m:begChr m:val="["/>
+              <m:endChr m:val="]"/>
+            </m:dPr>
+            <m:e>
+              <m:sSub>
+                <m:e>
+                  <m:r>
+                    <m:t xml:space="preserve">J</m:t>
+                  </m:r>
+                </m:e>
+                <m:sub>
+                  <m:r>
+                    <m:t xml:space="preserve">i</m:t>
+                  </m:r>
+                </m:sub>
+              </m:sSub>
+              <m:r>
+                <m:t xml:space="preserve">,</m:t>
+              </m:r>
+              <m:r>
+                <m:t xml:space="preserve">H</m:t>
+              </m:r>
+            </m:e>
+          </m:d>
+          <m:r>
+            <m:t xml:space="preserve">=</m:t>
+          </m:r>
+          <m:r>
+            <m:t xml:space="preserve">0</m:t>
           </m:r>
         </m:oMath>
       </m:oMathPara>
